--- a/rapports/2026-06-06/EQ32/EQ32_sup_v2/DR_malforme_1_41102E_11/05-64-04-63.docx
+++ b/rapports/2026-06-06/EQ32/EQ32_sup_v2/DR_malforme_1_41102E_11/05-64-04-63.docx
@@ -297,7 +297,7 @@
           <w:color w:val="1F6FEB"/>
           <w:sz w:val="22"/>
         </w:rPr>
-        <w:t>⚠ INCOHÉRENCES À CORRIGER (47)</w:t>
+        <w:t>⚠ INCOHÉRENCES À CORRIGER (44)</w:t>
       </w:r>
     </w:p>
     <w:tbl>
@@ -755,7 +755,7 @@
                 <w:i w:val="0"/>
                 <w:sz w:val="17"/>
               </w:rPr>
-              <w:t>Incohérence!!! seulement les écoles privées paient les frais de scolarité (y compris les frais d'inscription).</w:t>
+              <w:t>Incoherent!!! Le niveau d'études suivi par Elhadji Touré  au cours de l'année 2024/2025 est Secondaire 1 (Moyen) Général mais il déclare en 2.11 qu'il a obtenu comme résultat le Diplômé, études achevées.</w:t>
             </w:r>
           </w:p>
         </w:tc>
@@ -845,7 +845,7 @@
                 <w:i w:val="0"/>
                 <w:sz w:val="17"/>
               </w:rPr>
-              <w:t>Incoherent!!! Le niveau d'études suivi par Elhadji Touré  au cours de l'année 2024/2025 est Secondaire 1 (Moyen) Général mais il déclare en 2.11 qu'il a obtenu comme résultat le Diplômé, études achevées.</w:t>
+              <w:t>Prière de corriger cette incoherence en 2.11.</w:t>
             </w:r>
           </w:p>
         </w:tc>
@@ -878,7 +878,7 @@
                 <w:i w:val="0"/>
                 <w:sz w:val="16"/>
               </w:rPr>
-              <w:t>S02</w:t>
+              <w:t>S20</w:t>
               <w:br/>
             </w:r>
             <w:r>
@@ -888,7 +888,7 @@
                 <w:color w:val="64748B"/>
                 <w:sz w:val="14"/>
               </w:rPr>
-              <w:t>Éducation</w:t>
+              <w:t>Gouvernance / autres</w:t>
             </w:r>
           </w:p>
         </w:tc>
@@ -935,7 +935,7 @@
                 <w:i w:val="0"/>
                 <w:sz w:val="17"/>
               </w:rPr>
-              <w:t>Prière de corriger cette incoherence en 2.11.</w:t>
+              <w:t>Incohérence détectée ! Le ménage a précédemment déclaré vivre « Bien » ou « Assez bien » selon son revenu en 20A.02.</w:t>
             </w:r>
           </w:p>
         </w:tc>
@@ -950,10 +950,10 @@
               <w:rPr>
                 <w:b/>
                 <w:i w:val="0"/>
-                <w:color w:val="DC2626"/>
+                <w:color w:val="EA580C"/>
                 <w:sz w:val="16"/>
               </w:rPr>
-              <w:t>Haute</w:t>
+              <w:t>Moyenne</w:t>
             </w:r>
           </w:p>
         </w:tc>
@@ -968,7 +968,7 @@
                 <w:i w:val="0"/>
                 <w:sz w:val="16"/>
               </w:rPr>
-              <w:t>S20</w:t>
+              <w:t>S00</w:t>
               <w:br/>
             </w:r>
             <w:r>
@@ -978,7 +978,7 @@
                 <w:color w:val="64748B"/>
                 <w:sz w:val="14"/>
               </w:rPr>
-              <w:t>Gouvernance / autres</w:t>
+              <w:t>Identification</w:t>
             </w:r>
           </w:p>
         </w:tc>
@@ -1025,7 +1025,7 @@
                 <w:i w:val="0"/>
                 <w:sz w:val="17"/>
               </w:rPr>
-              <w:t>Incohérence détectée ! Le ménage a précédemment déclaré vivre « Bien » ou « Assez bien » selon son revenu en 20A.02.</w:t>
+              <w:t>Il est obligatoire de prendre les coordonnées Gps avant d'administrer le questionnaire.</w:t>
             </w:r>
           </w:p>
         </w:tc>
@@ -1115,7 +1115,7 @@
                 <w:i w:val="0"/>
                 <w:sz w:val="17"/>
               </w:rPr>
-              <w:t>Il est obligatoire de prendre les coordonnées Gps avant d'administrer le questionnaire.</w:t>
+              <w:t>Prière de prendre les coordonnées GPS.</w:t>
             </w:r>
           </w:p>
         </w:tc>
@@ -1205,7 +1205,7 @@
                 <w:i w:val="0"/>
                 <w:sz w:val="17"/>
               </w:rPr>
-              <w:t>Prière de prendre les coordonnées GPS.</w:t>
+              <w:t>L'adresse ou la localisation du ménage doit être bien renseignée, ne doit pas contenir des numéros de téléphone et elle semble courte pour être une adresse.</w:t>
             </w:r>
           </w:p>
         </w:tc>
@@ -1264,7 +1264,7 @@
                 <w:color w:val="16A34A"/>
                 <w:sz w:val="16"/>
               </w:rPr>
-              <w:t>—</w:t>
+              <w:t>s00q12a, s00q12b</w:t>
             </w:r>
           </w:p>
         </w:tc>
@@ -1295,7 +1295,7 @@
                 <w:i w:val="0"/>
                 <w:sz w:val="17"/>
               </w:rPr>
-              <w:t>L'adresse ou la localisation du ménage doit être bien renseignée, ne doit pas contenir des numéros de téléphone et elle semble courte pour être une adresse.</w:t>
+              <w:t>Prière de renseigner la bonne adresse.Attention! Veillez bien renseigner le deuxième numero du chef de ménage(0.12b).</w:t>
             </w:r>
           </w:p>
         </w:tc>
@@ -1328,7 +1328,7 @@
                 <w:i w:val="0"/>
                 <w:sz w:val="16"/>
               </w:rPr>
-              <w:t>S00</w:t>
+              <w:t>S01</w:t>
               <w:br/>
             </w:r>
             <w:r>
@@ -1338,7 +1338,7 @@
                 <w:color w:val="64748B"/>
                 <w:sz w:val="14"/>
               </w:rPr>
-              <w:t>Identification</w:t>
+              <w:t>Démographie</w:t>
             </w:r>
           </w:p>
         </w:tc>
@@ -1354,7 +1354,7 @@
                 <w:color w:val="16A34A"/>
                 <w:sz w:val="16"/>
               </w:rPr>
-              <w:t>s00q12a, s00q12b</w:t>
+              <w:t>—</w:t>
             </w:r>
           </w:p>
         </w:tc>
@@ -1385,7 +1385,7 @@
                 <w:i w:val="0"/>
                 <w:sz w:val="17"/>
               </w:rPr>
-              <w:t>Prière de renseigner la bonne adresse.Attention! Veillez bien renseigner le deuxième numero du chef de ménage(0.12b).</w:t>
+              <w:t>Prière de verifier l'information donnée par Amina djité ou corriger au niveau de la section 1.</w:t>
             </w:r>
           </w:p>
         </w:tc>
@@ -1475,7 +1475,7 @@
                 <w:i w:val="0"/>
                 <w:sz w:val="17"/>
               </w:rPr>
-              <w:t>Prière de verifier l'information donnée par Amina djité ou corriger au niveau de la section 1.</w:t>
+              <w:t>Prière de verifier l'information donnée par Kadiatou Touré ou corriger au niveau de la section 1.</w:t>
             </w:r>
           </w:p>
         </w:tc>
@@ -1565,7 +1565,7 @@
                 <w:i w:val="0"/>
                 <w:sz w:val="17"/>
               </w:rPr>
-              <w:t>Prière de verifier l'information donnée par Kadiatou Touré ou corriger au niveau de la section 1.</w:t>
+              <w:t>Prière de verifier l'information donnée par Mamadou Touré ou corriger au niveau de la section 1.</w:t>
             </w:r>
           </w:p>
         </w:tc>
@@ -1624,7 +1624,7 @@
                 <w:color w:val="16A34A"/>
                 <w:sz w:val="16"/>
               </w:rPr>
-              <w:t>—</w:t>
+              <w:t>s01q10_1</w:t>
             </w:r>
           </w:p>
         </w:tc>
@@ -1655,7 +1655,7 @@
                 <w:i w:val="0"/>
                 <w:sz w:val="17"/>
               </w:rPr>
-              <w:t>Prière de verifier l'information donnée par Mamadou Touré ou corriger au niveau de la section 1.</w:t>
+              <w:t>La taille du ménage lors de l'enquête principale (7) de ce ménage est inférieur à la taille du denombrement (23), prière de fournir des explications concrètes ou aller revisiter le ménage.</w:t>
             </w:r>
           </w:p>
         </w:tc>
@@ -1688,7 +1688,7 @@
                 <w:i w:val="0"/>
                 <w:sz w:val="16"/>
               </w:rPr>
-              <w:t>S01</w:t>
+              <w:t>S02</w:t>
               <w:br/>
             </w:r>
             <w:r>
@@ -1698,7 +1698,7 @@
                 <w:color w:val="64748B"/>
                 <w:sz w:val="14"/>
               </w:rPr>
-              <w:t>Démographie</w:t>
+              <w:t>Éducation</w:t>
             </w:r>
           </w:p>
         </w:tc>
@@ -1714,7 +1714,7 @@
                 <w:color w:val="16A34A"/>
                 <w:sz w:val="16"/>
               </w:rPr>
-              <w:t>s01q10_1</w:t>
+              <w:t>—</w:t>
             </w:r>
           </w:p>
         </w:tc>
@@ -1745,7 +1745,7 @@
                 <w:i w:val="0"/>
                 <w:sz w:val="17"/>
               </w:rPr>
-              <w:t>La taille du ménage lors de l'enquête principale (7) de ce ménage est inférieur à la taille du denombrement (23), prière de fournir des explications concrètes ou aller revisiter le ménage.</w:t>
+              <w:t>Attention!!! le montant payé de Diabou Seydi pour la cotisation est de 200 FCFA qui semble faible.</w:t>
             </w:r>
           </w:p>
         </w:tc>
@@ -1835,7 +1835,7 @@
                 <w:i w:val="0"/>
                 <w:sz w:val="17"/>
               </w:rPr>
-              <w:t>veuillez, s'il vous plait, confirmer les frais de scolarité ( 1000 FCFA) payée de Diabou Seydi avec le QG ou apporter les corrections nécessaires.</w:t>
+              <w:t>Veuillez verifier cette information auprès de l'enquêté ou confirmer avec le QG.</w:t>
             </w:r>
           </w:p>
         </w:tc>
@@ -1894,7 +1894,7 @@
                 <w:color w:val="16A34A"/>
                 <w:sz w:val="16"/>
               </w:rPr>
-              <w:t>—</w:t>
+              <w:t>s01q63, s00q04, s02q25, s01q00b, s02q17_2, s02q15_2</w:t>
             </w:r>
           </w:p>
         </w:tc>
@@ -1925,277 +1925,7 @@
                 <w:i w:val="0"/>
                 <w:sz w:val="17"/>
               </w:rPr>
-              <w:t>Attention!!! le montant payé de Diabou Seydi pour la cotisation est de 200 FCFA qui semble faible.</w:t>
-            </w:r>
-          </w:p>
-        </w:tc>
-      </w:tr>
-      <w:tr>
-        <w:tc>
-          <w:tcPr>
-            <w:tcW w:type="dxa" w:w="964"/>
-          </w:tcPr>
-          <w:p>
-            <w:r>
-              <w:rPr>
-                <w:b/>
-                <w:i w:val="0"/>
-                <w:color w:val="EA580C"/>
-                <w:sz w:val="16"/>
-              </w:rPr>
-              <w:t>Moyenne</w:t>
-            </w:r>
-          </w:p>
-        </w:tc>
-        <w:tc>
-          <w:tcPr>
-            <w:tcW w:type="dxa" w:w="1247"/>
-          </w:tcPr>
-          <w:p>
-            <w:r>
-              <w:rPr>
-                <w:b/>
-                <w:i w:val="0"/>
-                <w:sz w:val="16"/>
-              </w:rPr>
-              <w:t>S02</w:t>
-              <w:br/>
-            </w:r>
-            <w:r>
-              <w:rPr>
-                <w:b w:val="0"/>
-                <w:i w:val="0"/>
-                <w:color w:val="64748B"/>
-                <w:sz w:val="14"/>
-              </w:rPr>
-              <w:t>Éducation</w:t>
-            </w:r>
-          </w:p>
-        </w:tc>
-        <w:tc>
-          <w:tcPr>
-            <w:tcW w:type="dxa" w:w="1531"/>
-          </w:tcPr>
-          <w:p>
-            <w:r>
-              <w:rPr>
-                <w:b/>
-                <w:i w:val="0"/>
-                <w:color w:val="16A34A"/>
-                <w:sz w:val="16"/>
-              </w:rPr>
-              <w:t>—</w:t>
-            </w:r>
-          </w:p>
-        </w:tc>
-        <w:tc>
-          <w:tcPr>
-            <w:tcW w:type="dxa" w:w="1191"/>
-          </w:tcPr>
-          <w:p>
-            <w:r>
-              <w:rPr>
-                <w:b w:val="0"/>
-                <w:i w:val="0"/>
-                <w:color w:val="64748B"/>
-                <w:sz w:val="16"/>
-              </w:rPr>
-              <w:t>GT-CQ</w:t>
-            </w:r>
-          </w:p>
-        </w:tc>
-        <w:tc>
-          <w:tcPr>
-            <w:tcW w:type="dxa" w:w="4706"/>
-          </w:tcPr>
-          <w:p>
-            <w:r>
-              <w:rPr>
-                <w:b w:val="0"/>
-                <w:i w:val="0"/>
-                <w:sz w:val="17"/>
-              </w:rPr>
-              <w:t>Veuillez verifier cette information auprès de l'enquêté ou confirmer avec le QG.</w:t>
-            </w:r>
-          </w:p>
-        </w:tc>
-      </w:tr>
-      <w:tr>
-        <w:tc>
-          <w:tcPr>
-            <w:tcW w:type="dxa" w:w="964"/>
-          </w:tcPr>
-          <w:p>
-            <w:r>
-              <w:rPr>
-                <w:b/>
-                <w:i w:val="0"/>
-                <w:color w:val="EA580C"/>
-                <w:sz w:val="16"/>
-              </w:rPr>
-              <w:t>Moyenne</w:t>
-            </w:r>
-          </w:p>
-        </w:tc>
-        <w:tc>
-          <w:tcPr>
-            <w:tcW w:type="dxa" w:w="1247"/>
-          </w:tcPr>
-          <w:p>
-            <w:r>
-              <w:rPr>
-                <w:b/>
-                <w:i w:val="0"/>
-                <w:sz w:val="16"/>
-              </w:rPr>
-              <w:t>S02</w:t>
-              <w:br/>
-            </w:r>
-            <w:r>
-              <w:rPr>
-                <w:b w:val="0"/>
-                <w:i w:val="0"/>
-                <w:color w:val="64748B"/>
-                <w:sz w:val="14"/>
-              </w:rPr>
-              <w:t>Éducation</w:t>
-            </w:r>
-          </w:p>
-        </w:tc>
-        <w:tc>
-          <w:tcPr>
-            <w:tcW w:type="dxa" w:w="1531"/>
-          </w:tcPr>
-          <w:p>
-            <w:r>
-              <w:rPr>
-                <w:b/>
-                <w:i w:val="0"/>
-                <w:color w:val="16A34A"/>
-                <w:sz w:val="16"/>
-              </w:rPr>
-              <w:t>s01q63, s00q04, s02q25, s01q00b, s02q17_2, s02q15_2</w:t>
-            </w:r>
-          </w:p>
-        </w:tc>
-        <w:tc>
-          <w:tcPr>
-            <w:tcW w:type="dxa" w:w="1191"/>
-          </w:tcPr>
-          <w:p>
-            <w:r>
-              <w:rPr>
-                <w:b w:val="0"/>
-                <w:i w:val="0"/>
-                <w:color w:val="64748B"/>
-                <w:sz w:val="16"/>
-              </w:rPr>
-              <w:t>GT-CQ</w:t>
-            </w:r>
-          </w:p>
-        </w:tc>
-        <w:tc>
-          <w:tcPr>
-            <w:tcW w:type="dxa" w:w="4706"/>
-          </w:tcPr>
-          <w:p>
-            <w:r>
-              <w:rPr>
-                <w:b w:val="0"/>
-                <w:i w:val="0"/>
-                <w:sz w:val="17"/>
-              </w:rPr>
               <w:t>Dans les milieux urbains c'est peu probable de voir une école dont les élèves ou étudiants ne dépensent pas en frais d'uniformes, prière de verifier pour Diabou Seydi qui fréquente 5ème année de Primaire et corriger ou confirmer avec le QG.</w:t>
-            </w:r>
-          </w:p>
-        </w:tc>
-      </w:tr>
-      <w:tr>
-        <w:tc>
-          <w:tcPr>
-            <w:tcW w:type="dxa" w:w="964"/>
-          </w:tcPr>
-          <w:p>
-            <w:r>
-              <w:rPr>
-                <w:b/>
-                <w:i w:val="0"/>
-                <w:color w:val="EA580C"/>
-                <w:sz w:val="16"/>
-              </w:rPr>
-              <w:t>Moyenne</w:t>
-            </w:r>
-          </w:p>
-        </w:tc>
-        <w:tc>
-          <w:tcPr>
-            <w:tcW w:type="dxa" w:w="1247"/>
-          </w:tcPr>
-          <w:p>
-            <w:r>
-              <w:rPr>
-                <w:b/>
-                <w:i w:val="0"/>
-                <w:sz w:val="16"/>
-              </w:rPr>
-              <w:t>S02</w:t>
-              <w:br/>
-            </w:r>
-            <w:r>
-              <w:rPr>
-                <w:b w:val="0"/>
-                <w:i w:val="0"/>
-                <w:color w:val="64748B"/>
-                <w:sz w:val="14"/>
-              </w:rPr>
-              <w:t>Éducation</w:t>
-            </w:r>
-          </w:p>
-        </w:tc>
-        <w:tc>
-          <w:tcPr>
-            <w:tcW w:type="dxa" w:w="1531"/>
-          </w:tcPr>
-          <w:p>
-            <w:r>
-              <w:rPr>
-                <w:b/>
-                <w:i w:val="0"/>
-                <w:color w:val="16A34A"/>
-                <w:sz w:val="16"/>
-              </w:rPr>
-              <w:t>—</w:t>
-            </w:r>
-          </w:p>
-        </w:tc>
-        <w:tc>
-          <w:tcPr>
-            <w:tcW w:type="dxa" w:w="1191"/>
-          </w:tcPr>
-          <w:p>
-            <w:r>
-              <w:rPr>
-                <w:b w:val="0"/>
-                <w:i w:val="0"/>
-                <w:color w:val="64748B"/>
-                <w:sz w:val="16"/>
-              </w:rPr>
-              <w:t>GT-CQ</w:t>
-            </w:r>
-          </w:p>
-        </w:tc>
-        <w:tc>
-          <w:tcPr>
-            <w:tcW w:type="dxa" w:w="4706"/>
-          </w:tcPr>
-          <w:p>
-            <w:r>
-              <w:rPr>
-                <w:b w:val="0"/>
-                <w:i w:val="0"/>
-                <w:sz w:val="17"/>
-              </w:rPr>
-              <w:t>veuillez, s'il vous plait, confirmer les frais de scolarité ( 5000 FCFA) payée de Elhadji Touré avec le QG ou apporter les corrections nécessaires.</w:t>
             </w:r>
           </w:p>
         </w:tc>
